--- a/fim-hids-paper.docx
+++ b/fim-hids-paper.docx
@@ -477,15 +477,7 @@
         <w:t xml:space="preserve">run periodically using </w:t>
       </w:r>
       <w:r>
-        <w:t xml:space="preserve">a scheduler such as </w:t>
-      </w:r>
-      <w:proofErr w:type="spellStart"/>
-      <w:r>
-        <w:t>cron</w:t>
-      </w:r>
-      <w:proofErr w:type="spellEnd"/>
-      <w:r>
-        <w:t>.</w:t>
+        <w:t>a scheduler such as cron.</w:t>
       </w:r>
       <w:r>
         <w:t xml:space="preserve"> </w:t>
@@ -979,15 +971,7 @@
         <w:t>any changes</w:t>
       </w:r>
       <w:r>
-        <w:t xml:space="preserve"> </w:t>
-      </w:r>
-      <w:proofErr w:type="gramStart"/>
-      <w:r>
-        <w:t>were</w:t>
-      </w:r>
-      <w:proofErr w:type="gramEnd"/>
-      <w:r>
-        <w:t xml:space="preserve"> </w:t>
+        <w:t xml:space="preserve"> were </w:t>
       </w:r>
       <w:r>
         <w:t>found, t</w:t>
@@ -1179,31 +1163,10 @@
         <w:t>built-in libraries</w:t>
       </w:r>
       <w:r>
-        <w:t xml:space="preserve"> such as </w:t>
-      </w:r>
-      <w:proofErr w:type="spellStart"/>
-      <w:r>
-        <w:t>os</w:t>
-      </w:r>
-      <w:proofErr w:type="spellEnd"/>
-      <w:r>
-        <w:t xml:space="preserve">, </w:t>
-      </w:r>
-      <w:proofErr w:type="spellStart"/>
-      <w:r>
-        <w:t>json</w:t>
-      </w:r>
-      <w:proofErr w:type="spellEnd"/>
-      <w:r>
-        <w:t xml:space="preserve">, </w:t>
-      </w:r>
-      <w:proofErr w:type="spellStart"/>
-      <w:r>
-        <w:t>hashlib</w:t>
-      </w:r>
-      <w:proofErr w:type="spellEnd"/>
-      <w:r>
-        <w:t xml:space="preserve">, </w:t>
+        <w:t xml:space="preserve"> such as os, json, </w:t>
+      </w:r>
+      <w:r>
+        <w:t xml:space="preserve">hashlib, </w:t>
       </w:r>
       <w:r>
         <w:t xml:space="preserve">and datetime, which were all used in this program. </w:t>
@@ -1214,15 +1177,7 @@
         <w:ind w:firstLine="720"/>
       </w:pPr>
       <w:r>
-        <w:t xml:space="preserve">Within the </w:t>
-      </w:r>
-      <w:proofErr w:type="spellStart"/>
-      <w:r>
-        <w:t>os</w:t>
-      </w:r>
-      <w:proofErr w:type="spellEnd"/>
-      <w:r>
-        <w:t xml:space="preserve"> library</w:t>
+        <w:t>Within the os library</w:t>
       </w:r>
       <w:r>
         <w:t xml:space="preserve">, </w:t>
@@ -1275,79 +1230,36 @@
       <w:r>
         <w:t xml:space="preserve">: </w:t>
       </w:r>
-      <w:proofErr w:type="spellStart"/>
-      <w:r>
-        <w:t>os.path.dirname</w:t>
-      </w:r>
-      <w:proofErr w:type="spellEnd"/>
+      <w:r>
+        <w:t xml:space="preserve">os.path.dirname, </w:t>
+      </w:r>
+      <w:r>
+        <w:t>os.path.abspath, os.path.</w:t>
+      </w:r>
+      <w:r>
+        <w:t>join,</w:t>
+      </w:r>
+      <w:r>
+        <w:t xml:space="preserve"> os.walk</w:t>
+      </w:r>
       <w:r>
         <w:t xml:space="preserve">, </w:t>
       </w:r>
-      <w:proofErr w:type="spellStart"/>
-      <w:r>
-        <w:t>os.path.abspath</w:t>
-      </w:r>
-      <w:proofErr w:type="spellEnd"/>
-      <w:r>
-        <w:t xml:space="preserve">, </w:t>
-      </w:r>
-      <w:proofErr w:type="spellStart"/>
-      <w:r>
-        <w:t>os.path.</w:t>
-      </w:r>
-      <w:r>
-        <w:t>join</w:t>
-      </w:r>
-      <w:proofErr w:type="spellEnd"/>
-      <w:r>
-        <w:t>,</w:t>
-      </w:r>
-      <w:r>
-        <w:t xml:space="preserve"> </w:t>
-      </w:r>
-      <w:proofErr w:type="spellStart"/>
-      <w:r>
-        <w:t>os.walk</w:t>
-      </w:r>
-      <w:proofErr w:type="spellEnd"/>
-      <w:r>
-        <w:t xml:space="preserve">, </w:t>
-      </w:r>
-      <w:proofErr w:type="spellStart"/>
-      <w:r>
-        <w:t>os.path.expanduser</w:t>
-      </w:r>
-      <w:proofErr w:type="spellEnd"/>
-      <w:r>
-        <w:t xml:space="preserve">, </w:t>
-      </w:r>
-      <w:proofErr w:type="spellStart"/>
-      <w:r>
-        <w:t>os.path.exists</w:t>
-      </w:r>
-      <w:proofErr w:type="spellEnd"/>
-      <w:r>
-        <w:t xml:space="preserve">, </w:t>
-      </w:r>
-      <w:proofErr w:type="spellStart"/>
-      <w:r>
-        <w:t>os.path.getsize</w:t>
-      </w:r>
-      <w:proofErr w:type="spellEnd"/>
-      <w:r>
-        <w:t xml:space="preserve">, </w:t>
+      <w:r>
+        <w:t xml:space="preserve">os.path.expanduser, </w:t>
+      </w:r>
+      <w:r>
+        <w:t xml:space="preserve">os.path.exists, </w:t>
+      </w:r>
+      <w:r>
+        <w:t xml:space="preserve">os.path.getsize, </w:t>
       </w:r>
       <w:r>
         <w:t>and</w:t>
       </w:r>
       <w:r>
-        <w:t xml:space="preserve"> </w:t>
-      </w:r>
-      <w:proofErr w:type="spellStart"/>
-      <w:r>
-        <w:t>os.path.getmtime</w:t>
-      </w:r>
-      <w:proofErr w:type="spellEnd"/>
+        <w:t xml:space="preserve"> os.path.getmtime</w:t>
+      </w:r>
       <w:r>
         <w:t>.</w:t>
       </w:r>
@@ -1355,15 +1267,8 @@
         <w:t xml:space="preserve"> Of these</w:t>
       </w:r>
       <w:r>
-        <w:t xml:space="preserve">, </w:t>
-      </w:r>
-      <w:proofErr w:type="spellStart"/>
-      <w:proofErr w:type="gramStart"/>
-      <w:r>
-        <w:t>os.walk</w:t>
-      </w:r>
-      <w:proofErr w:type="spellEnd"/>
-      <w:proofErr w:type="gramEnd"/>
+        <w:t>, os.walk</w:t>
+      </w:r>
       <w:r>
         <w:t xml:space="preserve"> is one of the most significant</w:t>
       </w:r>
@@ -1412,15 +1317,7 @@
         <w:t>T</w:t>
       </w:r>
       <w:r>
-        <w:t xml:space="preserve">he </w:t>
-      </w:r>
-      <w:proofErr w:type="spellStart"/>
-      <w:r>
-        <w:t>hashlib</w:t>
-      </w:r>
-      <w:proofErr w:type="spellEnd"/>
-      <w:r>
-        <w:t xml:space="preserve"> library</w:t>
+        <w:t>he hashlib library</w:t>
       </w:r>
       <w:r>
         <w:t>’s</w:t>
@@ -1501,15 +1398,7 @@
       </w:pPr>
       <w:r>
         <w:lastRenderedPageBreak/>
-        <w:t xml:space="preserve">Moreover, the </w:t>
-      </w:r>
-      <w:proofErr w:type="spellStart"/>
-      <w:r>
-        <w:t>json</w:t>
-      </w:r>
-      <w:proofErr w:type="spellEnd"/>
-      <w:r>
-        <w:t xml:space="preserve"> library </w:t>
+        <w:t xml:space="preserve">Moreover, the json library </w:t>
       </w:r>
       <w:r>
         <w:t xml:space="preserve">is </w:t>
@@ -1658,13 +1547,8 @@
       <w:r>
         <w:t xml:space="preserve">by using the </w:t>
       </w:r>
-      <w:proofErr w:type="spellStart"/>
-      <w:r>
-        <w:t>json</w:t>
-      </w:r>
-      <w:proofErr w:type="spellEnd"/>
-      <w:r>
-        <w:t xml:space="preserve"> library,</w:t>
+      <w:r>
+        <w:t>json library,</w:t>
       </w:r>
       <w:r>
         <w:t xml:space="preserve"> enable</w:t>
@@ -1700,15 +1584,7 @@
         <w:t>, the</w:t>
       </w:r>
       <w:r>
-        <w:t xml:space="preserve"> </w:t>
-      </w:r>
-      <w:proofErr w:type="spellStart"/>
-      <w:r>
-        <w:t>json</w:t>
-      </w:r>
-      <w:proofErr w:type="spellEnd"/>
-      <w:r>
-        <w:t xml:space="preserve"> library </w:t>
+        <w:t xml:space="preserve"> json library </w:t>
       </w:r>
       <w:r>
         <w:t xml:space="preserve">is </w:t>
@@ -2048,90 +1924,77 @@
         <w:t xml:space="preserve"> </w:t>
       </w:r>
       <w:r>
-        <w:t>(</w:t>
-      </w:r>
-      <w:proofErr w:type="spellStart"/>
-      <w:r>
-        <w:t>stdout</w:t>
-      </w:r>
-      <w:proofErr w:type="spellEnd"/>
+        <w:t>(stdout)</w:t>
+      </w:r>
+      <w:r>
+        <w:t xml:space="preserve">. </w:t>
+      </w:r>
+      <w:r>
+        <w:t xml:space="preserve">After that, it will </w:t>
+      </w:r>
+      <w:r>
+        <w:t xml:space="preserve">safely stop </w:t>
+      </w:r>
+      <w:r>
+        <w:t>execution.</w:t>
+      </w:r>
+      <w:r>
+        <w:t xml:space="preserve"> </w:t>
+      </w:r>
+      <w:r>
+        <w:t>Furthermore,</w:t>
+      </w:r>
+      <w:r>
+        <w:t xml:space="preserve"> when the system checks the status</w:t>
+      </w:r>
+      <w:r>
+        <w:t xml:space="preserve"> of the baseline file</w:t>
+      </w:r>
+      <w:r>
+        <w:t>,</w:t>
+      </w:r>
+      <w:r>
+        <w:t xml:space="preserve"> if the baseline file is missing</w:t>
+      </w:r>
+      <w:r>
+        <w:t xml:space="preserve"> or invalid</w:t>
+      </w:r>
+      <w:r>
+        <w:t xml:space="preserve">, this error will be logged in the audit log file. </w:t>
+      </w:r>
+      <w:r>
+        <w:t>Then</w:t>
+      </w:r>
+      <w:r>
+        <w:t>,</w:t>
+      </w:r>
+      <w:r>
+        <w:t xml:space="preserve"> the program will try to </w:t>
+      </w:r>
+      <w:r>
+        <w:t>write</w:t>
+      </w:r>
+      <w:r>
+        <w:t xml:space="preserve"> a new baseline file</w:t>
+      </w:r>
+      <w:r>
+        <w:t>. If it fails in doing that</w:t>
+      </w:r>
+      <w:r>
+        <w:t xml:space="preserve"> (e.g., due to permission </w:t>
+      </w:r>
+      <w:r>
+        <w:t>or filesystem issues</w:t>
+      </w:r>
       <w:r>
         <w:t>)</w:t>
       </w:r>
       <w:r>
-        <w:t xml:space="preserve">. </w:t>
-      </w:r>
-      <w:r>
-        <w:t xml:space="preserve">After that, it will </w:t>
-      </w:r>
-      <w:r>
-        <w:t xml:space="preserve">safely stop </w:t>
-      </w:r>
-      <w:r>
-        <w:t>execution.</w:t>
-      </w:r>
-      <w:r>
-        <w:t xml:space="preserve"> </w:t>
-      </w:r>
-      <w:r>
-        <w:t>Furthermore,</w:t>
-      </w:r>
-      <w:r>
-        <w:t xml:space="preserve"> when the system checks the status</w:t>
-      </w:r>
-      <w:r>
-        <w:t xml:space="preserve"> of the baseline file</w:t>
-      </w:r>
-      <w:r>
-        <w:t>,</w:t>
-      </w:r>
-      <w:r>
-        <w:t xml:space="preserve"> if the baseline file is missing</w:t>
-      </w:r>
-      <w:r>
-        <w:t xml:space="preserve"> or invalid</w:t>
-      </w:r>
-      <w:r>
-        <w:t xml:space="preserve">, this error will be logged in the audit log file. </w:t>
-      </w:r>
-      <w:r>
-        <w:t>Then</w:t>
-      </w:r>
-      <w:r>
-        <w:t>,</w:t>
-      </w:r>
-      <w:r>
-        <w:t xml:space="preserve"> the program will try to </w:t>
-      </w:r>
-      <w:r>
-        <w:t>write</w:t>
-      </w:r>
-      <w:r>
-        <w:t xml:space="preserve"> a new baseline file</w:t>
-      </w:r>
-      <w:r>
-        <w:t>. If it fails in doing that</w:t>
-      </w:r>
-      <w:r>
-        <w:t xml:space="preserve"> (e.g., due to permission </w:t>
-      </w:r>
-      <w:r>
-        <w:t>or filesystem issues</w:t>
-      </w:r>
-      <w:r>
-        <w:t>)</w:t>
-      </w:r>
-      <w:r>
         <w:t xml:space="preserve">, </w:t>
       </w:r>
       <w:r>
-        <w:t xml:space="preserve">the program will print an error message to </w:t>
-      </w:r>
-      <w:proofErr w:type="spellStart"/>
-      <w:r>
-        <w:t>stdout</w:t>
-      </w:r>
-      <w:proofErr w:type="spellEnd"/>
+        <w:t>the program will print an error message to stdout</w:t>
+      </w:r>
       <w:r>
         <w:t xml:space="preserve"> and </w:t>
       </w:r>
@@ -2261,13 +2124,8 @@
         <w:t>prints a warning</w:t>
       </w:r>
       <w:r>
-        <w:t xml:space="preserve"> to </w:t>
-      </w:r>
-      <w:proofErr w:type="spellStart"/>
-      <w:r>
-        <w:t>stdout</w:t>
-      </w:r>
-      <w:proofErr w:type="spellEnd"/>
+        <w:t xml:space="preserve"> to stdout</w:t>
+      </w:r>
       <w:r>
         <w:t xml:space="preserve"> to let the user know</w:t>
       </w:r>
@@ -2298,11 +2156,9 @@
       <w:r>
         <w:t xml:space="preserve">by means of a scheduler like </w:t>
       </w:r>
-      <w:proofErr w:type="spellStart"/>
       <w:r>
         <w:t>cron</w:t>
       </w:r>
-      <w:proofErr w:type="spellEnd"/>
       <w:r>
         <w:t>.</w:t>
       </w:r>
@@ -2319,15 +2175,7 @@
         <w:t xml:space="preserve"> file</w:t>
       </w:r>
       <w:r>
-        <w:t xml:space="preserve">—a </w:t>
-      </w:r>
-      <w:proofErr w:type="spellStart"/>
-      <w:r>
-        <w:t>cron</w:t>
-      </w:r>
-      <w:proofErr w:type="spellEnd"/>
-      <w:r>
-        <w:t xml:space="preserve"> log</w:t>
+        <w:t>—a cron log</w:t>
       </w:r>
       <w:r>
         <w:t xml:space="preserve"> file</w:t>
@@ -2342,15 +2190,7 @@
         <w:t xml:space="preserve">the program </w:t>
       </w:r>
       <w:r>
-        <w:t xml:space="preserve">is run via </w:t>
-      </w:r>
-      <w:proofErr w:type="spellStart"/>
-      <w:r>
-        <w:t>cron</w:t>
-      </w:r>
-      <w:proofErr w:type="spellEnd"/>
-      <w:r>
-        <w:t xml:space="preserve">. </w:t>
+        <w:t xml:space="preserve">is run via cron. </w:t>
       </w:r>
       <w:r>
         <w:t>In this case</w:t>
@@ -2365,23 +2205,7 @@
         <w:t xml:space="preserve">for optimal use, </w:t>
       </w:r>
       <w:r>
-        <w:t xml:space="preserve">the error messages that go to </w:t>
-      </w:r>
-      <w:proofErr w:type="spellStart"/>
-      <w:r>
-        <w:t>stdout</w:t>
-      </w:r>
-      <w:proofErr w:type="spellEnd"/>
-      <w:r>
-        <w:t xml:space="preserve"> can be redirected to the </w:t>
-      </w:r>
-      <w:proofErr w:type="spellStart"/>
-      <w:r>
-        <w:t>cron</w:t>
-      </w:r>
-      <w:proofErr w:type="spellEnd"/>
-      <w:r>
-        <w:t xml:space="preserve"> log</w:t>
+        <w:t>the error messages that go to stdout can be redirected to the cron log</w:t>
       </w:r>
       <w:r>
         <w:t xml:space="preserve"> file</w:t>
@@ -2464,15 +2288,7 @@
         <w:t xml:space="preserve">five </w:t>
       </w:r>
       <w:r>
-        <w:t xml:space="preserve">minutes—through a </w:t>
-      </w:r>
-      <w:proofErr w:type="spellStart"/>
-      <w:r>
-        <w:t>cron</w:t>
-      </w:r>
-      <w:proofErr w:type="spellEnd"/>
-      <w:r>
-        <w:t xml:space="preserve"> entry.</w:t>
+        <w:t>minutes—through a cron entry.</w:t>
       </w:r>
       <w:r>
         <w:t xml:space="preserve"> </w:t>
@@ -2520,15 +2336,7 @@
         <w:t xml:space="preserve">in the testing environment </w:t>
       </w:r>
       <w:r>
-        <w:t>ended with one of the following extensions: .txt, .log, or .</w:t>
-      </w:r>
-      <w:proofErr w:type="spellStart"/>
-      <w:r>
-        <w:t>tmp</w:t>
-      </w:r>
-      <w:proofErr w:type="spellEnd"/>
-      <w:r>
-        <w:t>.</w:t>
+        <w:t>ended with one of the following extensions: .txt, .log, or .tmp.</w:t>
       </w:r>
       <w:r>
         <w:t xml:space="preserve"> </w:t>
@@ -2628,13 +2436,8 @@
         <w:t xml:space="preserve"> (</w:t>
       </w:r>
       <w:r>
-        <w:t>.log and .</w:t>
-      </w:r>
-      <w:proofErr w:type="spellStart"/>
-      <w:r>
-        <w:t>tmp</w:t>
-      </w:r>
-      <w:proofErr w:type="spellEnd"/>
+        <w:t>.log and .tmp</w:t>
+      </w:r>
       <w:r>
         <w:t>).</w:t>
       </w:r>
@@ -2879,43 +2682,7 @@
                                 <w:sz w:val="20"/>
                                 <w:szCs w:val="20"/>
                               </w:rPr>
-                              <w:t>/</w:t>
-                            </w:r>
-                            <w:proofErr w:type="spellStart"/>
-                            <w:r>
-                              <w:rPr>
-                                <w:rFonts w:ascii="Consolas" w:hAnsi="Consolas" w:cs="Courier New"/>
-                                <w:sz w:val="20"/>
-                                <w:szCs w:val="20"/>
-                              </w:rPr>
-                              <w:t>fim-hids</w:t>
-                            </w:r>
-                            <w:proofErr w:type="spellEnd"/>
-                            <w:r>
-                              <w:rPr>
-                                <w:rFonts w:ascii="Consolas" w:hAnsi="Consolas" w:cs="Courier New"/>
-                                <w:sz w:val="20"/>
-                                <w:szCs w:val="20"/>
-                              </w:rPr>
-                              <w:t>/</w:t>
-                            </w:r>
-                            <w:proofErr w:type="spellStart"/>
-                            <w:r>
-                              <w:rPr>
-                                <w:rFonts w:ascii="Consolas" w:hAnsi="Consolas" w:cs="Courier New"/>
-                                <w:sz w:val="20"/>
-                                <w:szCs w:val="20"/>
-                              </w:rPr>
-                              <w:t>baseline.json</w:t>
-                            </w:r>
-                            <w:proofErr w:type="spellEnd"/>
-                            <w:r>
-                              <w:rPr>
-                                <w:rFonts w:ascii="Consolas" w:hAnsi="Consolas" w:cs="Courier New"/>
-                                <w:sz w:val="20"/>
-                                <w:szCs w:val="20"/>
-                              </w:rPr>
-                              <w:t>"</w:t>
+                              <w:t>/fim-hids/baseline.json"</w:t>
                             </w:r>
                           </w:p>
                           <w:p>
@@ -2949,43 +2716,7 @@
                                 <w:sz w:val="20"/>
                                 <w:szCs w:val="20"/>
                               </w:rPr>
-                              <w:t>/</w:t>
-                            </w:r>
-                            <w:proofErr w:type="spellStart"/>
-                            <w:r>
-                              <w:rPr>
-                                <w:rFonts w:ascii="Consolas" w:hAnsi="Consolas" w:cs="Courier New"/>
-                                <w:sz w:val="20"/>
-                                <w:szCs w:val="20"/>
-                              </w:rPr>
-                              <w:t>fim-hids</w:t>
-                            </w:r>
-                            <w:proofErr w:type="spellEnd"/>
-                            <w:r>
-                              <w:rPr>
-                                <w:rFonts w:ascii="Consolas" w:hAnsi="Consolas" w:cs="Courier New"/>
-                                <w:sz w:val="20"/>
-                                <w:szCs w:val="20"/>
-                              </w:rPr>
-                              <w:t>/</w:t>
-                            </w:r>
-                            <w:proofErr w:type="spellStart"/>
-                            <w:r>
-                              <w:rPr>
-                                <w:rFonts w:ascii="Consolas" w:hAnsi="Consolas" w:cs="Courier New"/>
-                                <w:sz w:val="20"/>
-                                <w:szCs w:val="20"/>
-                              </w:rPr>
-                              <w:t>baseline.json</w:t>
-                            </w:r>
-                            <w:proofErr w:type="spellEnd"/>
-                            <w:r>
-                              <w:rPr>
-                                <w:rFonts w:ascii="Consolas" w:hAnsi="Consolas" w:cs="Courier New"/>
-                                <w:sz w:val="20"/>
-                                <w:szCs w:val="20"/>
-                              </w:rPr>
-                              <w:t>"</w:t>
+                              <w:t>/fim-hids/baseline.json"</w:t>
                             </w:r>
                           </w:p>
                           <w:p>
@@ -3285,15 +3016,7 @@
         <w:t>:</w:t>
       </w:r>
       <w:r>
-        <w:t xml:space="preserve"> a .</w:t>
-      </w:r>
-      <w:proofErr w:type="spellStart"/>
-      <w:r>
-        <w:t>tmp</w:t>
-      </w:r>
-      <w:proofErr w:type="spellEnd"/>
-      <w:r>
-        <w:t xml:space="preserve"> </w:t>
+        <w:t xml:space="preserve"> a .tmp </w:t>
       </w:r>
       <w:r>
         <w:t xml:space="preserve">file </w:t>
@@ -3479,15 +3202,7 @@
         <w:t xml:space="preserve"> happened to files </w:t>
       </w:r>
       <w:r>
-        <w:t>with the excluded extensions (.log and .</w:t>
-      </w:r>
-      <w:proofErr w:type="spellStart"/>
-      <w:r>
-        <w:t>tmp</w:t>
-      </w:r>
-      <w:proofErr w:type="spellEnd"/>
-      <w:r>
-        <w:t>)</w:t>
+        <w:t>with the excluded extensions (.log and .tmp)</w:t>
       </w:r>
       <w:r>
         <w:t xml:space="preserve"> and </w:t>
@@ -3666,25 +3381,7 @@
                                 <w:sz w:val="20"/>
                                 <w:szCs w:val="20"/>
                               </w:rPr>
-                              <w:t>/</w:t>
-                            </w:r>
-                            <w:proofErr w:type="spellStart"/>
-                            <w:r>
-                              <w:rPr>
-                                <w:rFonts w:ascii="Consolas" w:hAnsi="Consolas"/>
-                                <w:sz w:val="20"/>
-                                <w:szCs w:val="20"/>
-                              </w:rPr>
-                              <w:t>fim-hids</w:t>
-                            </w:r>
-                            <w:proofErr w:type="spellEnd"/>
-                            <w:r>
-                              <w:rPr>
-                                <w:rFonts w:ascii="Consolas" w:hAnsi="Consolas"/>
-                                <w:sz w:val="20"/>
-                                <w:szCs w:val="20"/>
-                              </w:rPr>
-                              <w:t>/test2/f.txt"</w:t>
+                              <w:t>/fim-hids/test2/f.txt"</w:t>
                             </w:r>
                           </w:p>
                           <w:p>
@@ -3718,25 +3415,7 @@
                                 <w:sz w:val="20"/>
                                 <w:szCs w:val="20"/>
                               </w:rPr>
-                              <w:t>/</w:t>
-                            </w:r>
-                            <w:proofErr w:type="spellStart"/>
-                            <w:r>
-                              <w:rPr>
-                                <w:rFonts w:ascii="Consolas" w:hAnsi="Consolas"/>
-                                <w:sz w:val="20"/>
-                                <w:szCs w:val="20"/>
-                              </w:rPr>
-                              <w:t>fim-hids</w:t>
-                            </w:r>
-                            <w:proofErr w:type="spellEnd"/>
-                            <w:r>
-                              <w:rPr>
-                                <w:rFonts w:ascii="Consolas" w:hAnsi="Consolas"/>
-                                <w:sz w:val="20"/>
-                                <w:szCs w:val="20"/>
-                              </w:rPr>
-                              <w:t>/test2/e.txt"</w:t>
+                              <w:t>/fim-hids/test2/e.txt"</w:t>
                             </w:r>
                           </w:p>
                           <w:p>
@@ -3770,25 +3449,7 @@
                                 <w:sz w:val="20"/>
                                 <w:szCs w:val="20"/>
                               </w:rPr>
-                              <w:t>/</w:t>
-                            </w:r>
-                            <w:proofErr w:type="spellStart"/>
-                            <w:r>
-                              <w:rPr>
-                                <w:rFonts w:ascii="Consolas" w:hAnsi="Consolas"/>
-                                <w:sz w:val="20"/>
-                                <w:szCs w:val="20"/>
-                              </w:rPr>
-                              <w:t>fim-hids</w:t>
-                            </w:r>
-                            <w:proofErr w:type="spellEnd"/>
-                            <w:r>
-                              <w:rPr>
-                                <w:rFonts w:ascii="Consolas" w:hAnsi="Consolas"/>
-                                <w:sz w:val="20"/>
-                                <w:szCs w:val="20"/>
-                              </w:rPr>
-                              <w:t>/test1/test4/b.txt"</w:t>
+                              <w:t>/fim-hids/test1/test4/b.txt"</w:t>
                             </w:r>
                           </w:p>
                           <w:p>
@@ -4219,29 +3880,11 @@
       <w:r>
         <w:t xml:space="preserve">: </w:t>
       </w:r>
-      <w:proofErr w:type="spellStart"/>
       <w:r>
         <w:t>os</w:t>
       </w:r>
-      <w:proofErr w:type="spellEnd"/>
-      <w:r>
-        <w:t xml:space="preserve">, </w:t>
-      </w:r>
-      <w:proofErr w:type="spellStart"/>
-      <w:r>
-        <w:t>json</w:t>
-      </w:r>
-      <w:proofErr w:type="spellEnd"/>
-      <w:r>
-        <w:t xml:space="preserve">, </w:t>
-      </w:r>
-      <w:proofErr w:type="spellStart"/>
-      <w:r>
-        <w:t>hashlib</w:t>
-      </w:r>
-      <w:proofErr w:type="spellEnd"/>
-      <w:r>
-        <w:t>, and datetime.</w:t>
+      <w:r>
+        <w:t>, json, hashlib, and datetime.</w:t>
       </w:r>
       <w:r>
         <w:t xml:space="preserve"> Moreover, the configuration file allows the FIM HIDS to be easily</w:t>
@@ -4319,7 +3962,13 @@
         <w:t>epository:</w:t>
       </w:r>
       <w:r>
-        <w:t xml:space="preserve"> https://github.com/ccleere12-cmd/fim-hids</w:t>
+        <w:t xml:space="preserve"> https://github.com/c</w:t>
+      </w:r>
+      <w:r>
+        <w:t>harliecleere</w:t>
+      </w:r>
+      <w:r>
+        <w:t>/fim-hids</w:t>
       </w:r>
     </w:p>
     <w:bookmarkEnd w:id="0"/>
@@ -7760,27 +7409,6 @@
 </file>
 
 <file path=customXml/item1.xml><?xml version="1.0" encoding="utf-8"?>
-<?mso-contentType ?>
-<FormTemplates xmlns="http://schemas.microsoft.com/sharepoint/v3/contenttype/forms">
-  <Display>DocumentLibraryForm</Display>
-  <Edit>DocumentLibraryForm</Edit>
-  <New>DocumentLibraryForm</New>
-</FormTemplates>
-</file>
-
-<file path=customXml/item2.xml><?xml version="1.0" encoding="utf-8"?>
-<p:properties xmlns:p="http://schemas.microsoft.com/office/2006/metadata/properties" xmlns:xsi="http://www.w3.org/2001/XMLSchema-instance" xmlns:pc="http://schemas.microsoft.com/office/infopath/2007/PartnerControls">
-  <documentManagement>
-    <_activity xmlns="fd2f77bf-7668-4a2b-b233-0858c5755b4e" xsi:nil="true"/>
-  </documentManagement>
-</p:properties>
-</file>
-
-<file path=customXml/item3.xml><?xml version="1.0" encoding="utf-8"?>
-<b:Sources xmlns:b="http://schemas.openxmlformats.org/officeDocument/2006/bibliography" xmlns="http://schemas.openxmlformats.org/officeDocument/2006/bibliography" SelectedStyle="\APASixthEditionOfficeOnline.xsl" StyleName="APA" Version="6"/>
-</file>
-
-<file path=customXml/item4.xml><?xml version="1.0" encoding="utf-8"?>
 <ct:contentTypeSchema xmlns:ct="http://schemas.microsoft.com/office/2006/metadata/contentType" xmlns:ma="http://schemas.microsoft.com/office/2006/metadata/properties/metaAttributes" ct:_="" ma:_="" ma:contentTypeName="Document" ma:contentTypeID="0x01010064B90A86F1C9C04D94C944FC4EE0F168" ma:contentTypeVersion="12" ma:contentTypeDescription="Create a new document." ma:contentTypeScope="" ma:versionID="68697608f4eed12fe2daf803f7dec6c7">
   <xsd:schema xmlns:xsd="http://www.w3.org/2001/XMLSchema" xmlns:xs="http://www.w3.org/2001/XMLSchema" xmlns:p="http://schemas.microsoft.com/office/2006/metadata/properties" xmlns:ns3="fd2f77bf-7668-4a2b-b233-0858c5755b4e" targetNamespace="http://schemas.microsoft.com/office/2006/metadata/properties" ma:root="true" ma:fieldsID="4ffe6157cba3af957414ee884ce3214d" ns3:_="">
     <xsd:import namespace="fd2f77bf-7668-4a2b-b233-0858c5755b4e"/>
@@ -7974,33 +7602,28 @@
 </ct:contentTypeSchema>
 </file>
 
-<file path=customXml/itemProps1.xml><?xml version="1.0" encoding="utf-8"?>
-<ds:datastoreItem xmlns:ds="http://schemas.openxmlformats.org/officeDocument/2006/customXml" ds:itemID="{0C2B986A-C07A-4920-881C-77922D401C03}">
-  <ds:schemaRefs>
-    <ds:schemaRef ds:uri="http://schemas.microsoft.com/sharepoint/v3/contenttype/forms"/>
-  </ds:schemaRefs>
-</ds:datastoreItem>
+<file path=customXml/item2.xml><?xml version="1.0" encoding="utf-8"?>
+<b:Sources xmlns:b="http://schemas.openxmlformats.org/officeDocument/2006/bibliography" xmlns="http://schemas.openxmlformats.org/officeDocument/2006/bibliography" SelectedStyle="\APASixthEditionOfficeOnline.xsl" StyleName="APA" Version="6"/>
 </file>
 
-<file path=customXml/itemProps2.xml><?xml version="1.0" encoding="utf-8"?>
-<ds:datastoreItem xmlns:ds="http://schemas.openxmlformats.org/officeDocument/2006/customXml" ds:itemID="{D15CB74C-26EC-49D5-970D-55ED186258A7}">
-  <ds:schemaRefs>
-    <ds:schemaRef ds:uri="http://schemas.microsoft.com/office/2006/metadata/properties"/>
-    <ds:schemaRef ds:uri="http://schemas.microsoft.com/office/infopath/2007/PartnerControls"/>
-    <ds:schemaRef ds:uri="fd2f77bf-7668-4a2b-b233-0858c5755b4e"/>
-  </ds:schemaRefs>
-</ds:datastoreItem>
+<file path=customXml/item3.xml><?xml version="1.0" encoding="utf-8"?>
+<p:properties xmlns:p="http://schemas.microsoft.com/office/2006/metadata/properties" xmlns:xsi="http://www.w3.org/2001/XMLSchema-instance" xmlns:pc="http://schemas.microsoft.com/office/infopath/2007/PartnerControls">
+  <documentManagement>
+    <_activity xmlns="fd2f77bf-7668-4a2b-b233-0858c5755b4e" xsi:nil="true"/>
+  </documentManagement>
+</p:properties>
 </file>
 
-<file path=customXml/itemProps3.xml><?xml version="1.0" encoding="utf-8"?>
-<ds:datastoreItem xmlns:ds="http://schemas.openxmlformats.org/officeDocument/2006/customXml" ds:itemID="{220BF2EE-3091-47C3-BB32-C97C96B28EA8}">
-  <ds:schemaRefs>
-    <ds:schemaRef ds:uri="http://schemas.openxmlformats.org/officeDocument/2006/bibliography"/>
-  </ds:schemaRefs>
-</ds:datastoreItem>
+<file path=customXml/item4.xml><?xml version="1.0" encoding="utf-8"?>
+<?mso-contentType ?>
+<FormTemplates xmlns="http://schemas.microsoft.com/sharepoint/v3/contenttype/forms">
+  <Display>DocumentLibraryForm</Display>
+  <Edit>DocumentLibraryForm</Edit>
+  <New>DocumentLibraryForm</New>
+</FormTemplates>
 </file>
 
-<file path=customXml/itemProps4.xml><?xml version="1.0" encoding="utf-8"?>
+<file path=customXml/itemProps1.xml><?xml version="1.0" encoding="utf-8"?>
 <ds:datastoreItem xmlns:ds="http://schemas.openxmlformats.org/officeDocument/2006/customXml" ds:itemID="{D28BEE03-881E-4FDA-A00B-C6D187D4E9EE}">
   <ds:schemaRefs>
     <ds:schemaRef ds:uri="http://schemas.microsoft.com/office/2006/metadata/contentType"/>
@@ -8018,6 +7641,32 @@
 </ds:datastoreItem>
 </file>
 
+<file path=customXml/itemProps2.xml><?xml version="1.0" encoding="utf-8"?>
+<ds:datastoreItem xmlns:ds="http://schemas.openxmlformats.org/officeDocument/2006/customXml" ds:itemID="{220BF2EE-3091-47C3-BB32-C97C96B28EA8}">
+  <ds:schemaRefs>
+    <ds:schemaRef ds:uri="http://schemas.openxmlformats.org/officeDocument/2006/bibliography"/>
+  </ds:schemaRefs>
+</ds:datastoreItem>
+</file>
+
+<file path=customXml/itemProps3.xml><?xml version="1.0" encoding="utf-8"?>
+<ds:datastoreItem xmlns:ds="http://schemas.openxmlformats.org/officeDocument/2006/customXml" ds:itemID="{D15CB74C-26EC-49D5-970D-55ED186258A7}">
+  <ds:schemaRefs>
+    <ds:schemaRef ds:uri="http://schemas.microsoft.com/office/2006/metadata/properties"/>
+    <ds:schemaRef ds:uri="http://schemas.microsoft.com/office/infopath/2007/PartnerControls"/>
+    <ds:schemaRef ds:uri="fd2f77bf-7668-4a2b-b233-0858c5755b4e"/>
+  </ds:schemaRefs>
+</ds:datastoreItem>
+</file>
+
+<file path=customXml/itemProps4.xml><?xml version="1.0" encoding="utf-8"?>
+<ds:datastoreItem xmlns:ds="http://schemas.openxmlformats.org/officeDocument/2006/customXml" ds:itemID="{0C2B986A-C07A-4920-881C-77922D401C03}">
+  <ds:schemaRefs>
+    <ds:schemaRef ds:uri="http://schemas.microsoft.com/sharepoint/v3/contenttype/forms"/>
+  </ds:schemaRefs>
+</ds:datastoreItem>
+</file>
+
 <file path=docMetadata/LabelInfo.xml><?xml version="1.0" encoding="utf-8"?>
 <clbl:labelList xmlns:clbl="http://schemas.microsoft.com/office/2020/mipLabelMetadata">
   <clbl:label id="{baf8218e-b302-4465-a993-4a39c97251b2}" enabled="0" method="" siteId="{baf8218e-b302-4465-a993-4a39c97251b2}" removed="1"/>
